--- a/Week_4_Hands_On_Exercise_07/Week 4 Hands On Exercise 07.docx
+++ b/Week_4_Hands_On_Exercise_07/Week 4 Hands On Exercise 07.docx
@@ -4,21 +4,19 @@
   <w:body>
     <w:p>
       <w:r>
-        <w:t xml:space="preserve">Week 4 Hands </w:t>
-      </w:r>
-      <w:proofErr w:type="gramStart"/>
-      <w:r>
-        <w:t>On</w:t>
-      </w:r>
-      <w:proofErr w:type="gramEnd"/>
-      <w:r>
-        <w:t xml:space="preserve"> Exercise 07</w:t>
+        <w:t>Week 4 Hands On Exercise 07</w:t>
       </w:r>
     </w:p>
     <w:p>
       <w:r>
         <w:t>GITHUB –</w:t>
       </w:r>
+      <w:r>
+        <w:t xml:space="preserve"> </w:t>
+      </w:r>
+      <w:r>
+        <w:t>https://github.com/sal-2529/ASD102B-21/tree/main/Week_4_Hands_On_Exercise_07</w:t>
+      </w:r>
     </w:p>
     <w:p>
       <w:r>
@@ -28,15 +26,7 @@
     <w:p/>
     <w:p>
       <w:r>
-        <w:t>"</w:t>
-      </w:r>
-      <w:proofErr w:type="gramStart"/>
-      <w:r>
-        <w:t>use</w:t>
-      </w:r>
-      <w:proofErr w:type="gramEnd"/>
-      <w:r>
-        <w:t xml:space="preserve"> strict";</w:t>
+        <w:t>"use strict";</w:t>
       </w:r>
     </w:p>
     <w:p/>
@@ -48,99 +38,23 @@
     <w:p/>
     <w:p>
       <w:r>
-        <w:t xml:space="preserve">const </w:t>
-      </w:r>
-      <w:proofErr w:type="spellStart"/>
-      <w:r>
-        <w:t>displayScores</w:t>
-      </w:r>
-      <w:proofErr w:type="spellEnd"/>
-      <w:r>
-        <w:t xml:space="preserve"> = () =&gt; </w:t>
-      </w:r>
-      <w:proofErr w:type="spellStart"/>
-      <w:proofErr w:type="gramStart"/>
-      <w:r>
-        <w:t>scores.join</w:t>
-      </w:r>
-      <w:proofErr w:type="spellEnd"/>
-      <w:proofErr w:type="gramEnd"/>
-      <w:r>
-        <w:t>(", ");</w:t>
+        <w:t>const displayScores = () =&gt; scores.join(", ");</w:t>
       </w:r>
     </w:p>
     <w:p/>
     <w:p>
       <w:r>
-        <w:t xml:space="preserve">const </w:t>
-      </w:r>
-      <w:proofErr w:type="spellStart"/>
-      <w:r>
-        <w:t>calculateAverage</w:t>
-      </w:r>
-      <w:proofErr w:type="spellEnd"/>
-      <w:r>
-        <w:t xml:space="preserve"> = () =&gt; {</w:t>
-      </w:r>
-    </w:p>
-    <w:p>
-      <w:r>
-        <w:t xml:space="preserve">    const total = </w:t>
-      </w:r>
-      <w:proofErr w:type="spellStart"/>
-      <w:proofErr w:type="gramStart"/>
-      <w:r>
-        <w:t>scores.reduce</w:t>
-      </w:r>
-      <w:proofErr w:type="spellEnd"/>
-      <w:proofErr w:type="gramEnd"/>
-      <w:r>
-        <w:t>(</w:t>
-      </w:r>
-    </w:p>
-    <w:p>
-      <w:r>
-        <w:t>        (</w:t>
-      </w:r>
-      <w:proofErr w:type="spellStart"/>
-      <w:r>
-        <w:t>prev</w:t>
-      </w:r>
-      <w:proofErr w:type="spellEnd"/>
-      <w:r>
-        <w:t xml:space="preserve">, </w:t>
-      </w:r>
-      <w:proofErr w:type="spellStart"/>
-      <w:r>
-        <w:t>curr</w:t>
-      </w:r>
-      <w:proofErr w:type="spellEnd"/>
-      <w:r>
-        <w:t xml:space="preserve">) =&gt; </w:t>
-      </w:r>
-      <w:proofErr w:type="spellStart"/>
-      <w:r>
-        <w:t>prev</w:t>
-      </w:r>
-      <w:proofErr w:type="spellEnd"/>
-      <w:r>
-        <w:t xml:space="preserve"> + </w:t>
-      </w:r>
-      <w:proofErr w:type="spellStart"/>
-      <w:r>
-        <w:t>parseInt</w:t>
-      </w:r>
-      <w:proofErr w:type="spellEnd"/>
-      <w:r>
-        <w:t>(</w:t>
-      </w:r>
-      <w:proofErr w:type="spellStart"/>
-      <w:r>
-        <w:t>curr</w:t>
-      </w:r>
-      <w:proofErr w:type="spellEnd"/>
-      <w:r>
-        <w:t>),</w:t>
+        <w:t>const calculateAverage = () =&gt; {</w:t>
+      </w:r>
+    </w:p>
+    <w:p>
+      <w:r>
+        <w:t>    const total = scores.reduce(</w:t>
+      </w:r>
+    </w:p>
+    <w:p>
+      <w:r>
+        <w:t>        (prev, curr) =&gt; prev + parseInt(curr),</w:t>
       </w:r>
     </w:p>
     <w:p>
@@ -156,17 +70,7 @@
     <w:p/>
     <w:p>
       <w:r>
-        <w:t xml:space="preserve">    return total / </w:t>
-      </w:r>
-      <w:proofErr w:type="spellStart"/>
-      <w:proofErr w:type="gramStart"/>
-      <w:r>
-        <w:t>scores.length</w:t>
-      </w:r>
-      <w:proofErr w:type="spellEnd"/>
-      <w:proofErr w:type="gramEnd"/>
-      <w:r>
-        <w:t>;</w:t>
+        <w:t>    return total / scores.length;</w:t>
       </w:r>
     </w:p>
     <w:p>
@@ -182,82 +86,12 @@
     </w:p>
     <w:p>
       <w:r>
-        <w:t xml:space="preserve">for (let </w:t>
-      </w:r>
-      <w:proofErr w:type="spellStart"/>
-      <w:r>
-        <w:t>i</w:t>
-      </w:r>
-      <w:proofErr w:type="spellEnd"/>
-      <w:r>
-        <w:t xml:space="preserve"> = 2; </w:t>
-      </w:r>
-      <w:proofErr w:type="spellStart"/>
-      <w:r>
-        <w:t>i</w:t>
-      </w:r>
-      <w:proofErr w:type="spellEnd"/>
-      <w:r>
-        <w:t xml:space="preserve"> &lt; </w:t>
-      </w:r>
-      <w:proofErr w:type="spellStart"/>
-      <w:proofErr w:type="gramStart"/>
-      <w:r>
-        <w:t>process.argv</w:t>
-      </w:r>
-      <w:proofErr w:type="gramEnd"/>
-      <w:r>
-        <w:t>.length</w:t>
-      </w:r>
-      <w:proofErr w:type="spellEnd"/>
-      <w:r>
-        <w:t xml:space="preserve">; </w:t>
-      </w:r>
-      <w:proofErr w:type="spellStart"/>
-      <w:r>
-        <w:t>i</w:t>
-      </w:r>
-      <w:proofErr w:type="spellEnd"/>
-      <w:r>
-        <w:t>+</w:t>
-      </w:r>
-      <w:proofErr w:type="gramStart"/>
-      <w:r>
-        <w:t>+) {</w:t>
-      </w:r>
-      <w:proofErr w:type="gramEnd"/>
-    </w:p>
-    <w:p>
-      <w:r>
-        <w:t xml:space="preserve">    </w:t>
-      </w:r>
-      <w:proofErr w:type="spellStart"/>
-      <w:proofErr w:type="gramStart"/>
-      <w:r>
-        <w:t>scores.push</w:t>
-      </w:r>
-      <w:proofErr w:type="spellEnd"/>
-      <w:proofErr w:type="gramEnd"/>
-      <w:r>
-        <w:t>(</w:t>
-      </w:r>
-      <w:proofErr w:type="spellStart"/>
-      <w:proofErr w:type="gramStart"/>
-      <w:r>
-        <w:t>process.argv</w:t>
-      </w:r>
-      <w:proofErr w:type="spellEnd"/>
-      <w:proofErr w:type="gramEnd"/>
-      <w:r>
-        <w:t>[</w:t>
-      </w:r>
-      <w:proofErr w:type="spellStart"/>
-      <w:r>
-        <w:t>i</w:t>
-      </w:r>
-      <w:proofErr w:type="spellEnd"/>
-      <w:r>
-        <w:t>]);</w:t>
+        <w:t>for (let i = 2; i &lt; process.argv.length; i++) {</w:t>
+      </w:r>
+    </w:p>
+    <w:p>
+      <w:r>
+        <w:t>    scores.push(process.argv[i]);</w:t>
       </w:r>
     </w:p>
     <w:p>
@@ -272,26 +106,9 @@
       </w:r>
     </w:p>
     <w:p>
-      <w:proofErr w:type="gramStart"/>
-      <w:r>
-        <w:t>console.log(</w:t>
-      </w:r>
-      <w:proofErr w:type="gramEnd"/>
-      <w:r>
-        <w:t>`All scores: ${</w:t>
-      </w:r>
-      <w:proofErr w:type="spellStart"/>
-      <w:proofErr w:type="gramStart"/>
-      <w:r>
-        <w:t>displayScores</w:t>
-      </w:r>
-      <w:proofErr w:type="spellEnd"/>
-      <w:r>
-        <w:t>()}`</w:t>
-      </w:r>
-      <w:proofErr w:type="gramEnd"/>
-      <w:r>
-        <w:t>);</w:t>
+      <w:r>
+        <w:lastRenderedPageBreak/>
+        <w:t>console.log(`All scores: ${displayScores()}`);</w:t>
       </w:r>
     </w:p>
     <w:p/>
@@ -301,47 +118,16 @@
       </w:r>
     </w:p>
     <w:p>
-      <w:proofErr w:type="gramStart"/>
-      <w:r>
-        <w:t>console.log(</w:t>
-      </w:r>
-      <w:proofErr w:type="gramEnd"/>
-      <w:r>
-        <w:t>`Average score: ${</w:t>
-      </w:r>
-      <w:proofErr w:type="spellStart"/>
-      <w:r>
-        <w:t>calculateAverage</w:t>
-      </w:r>
-      <w:proofErr w:type="spellEnd"/>
-      <w:r>
-        <w:t>(</w:t>
-      </w:r>
-      <w:proofErr w:type="gramStart"/>
-      <w:r>
-        <w:t>).</w:t>
-      </w:r>
-      <w:proofErr w:type="spellStart"/>
-      <w:r>
-        <w:t>toFixed</w:t>
-      </w:r>
-      <w:proofErr w:type="spellEnd"/>
-      <w:proofErr w:type="gramEnd"/>
-      <w:r>
-        <w:t>(0</w:t>
-      </w:r>
-      <w:proofErr w:type="gramStart"/>
-      <w:r>
-        <w:t>)}`</w:t>
-      </w:r>
-      <w:proofErr w:type="gramEnd"/>
-      <w:r>
-        <w:t>);</w:t>
+      <w:r>
+        <w:t>console.log(`Average score: ${calculateAverage().toFixed(0)}`);</w:t>
       </w:r>
     </w:p>
     <w:p/>
     <w:p>
       <w:r>
+        <w:rPr>
+          <w:noProof/>
+        </w:rPr>
         <w:drawing>
           <wp:inline distT="0" distB="0" distL="0" distR="0" wp14:anchorId="4B1451CE" wp14:editId="35062653">
             <wp:extent cx="5943600" cy="908685"/>
@@ -992,6 +778,7 @@
   <w:style w:type="character" w:default="1" w:styleId="DefaultParagraphFont">
     <w:name w:val="Default Paragraph Font"/>
     <w:uiPriority w:val="1"/>
+    <w:semiHidden/>
     <w:unhideWhenUsed/>
   </w:style>
   <w:style w:type="table" w:default="1" w:styleId="TableNormal">
